--- a/pr-preview/pr-90/chapters/14-g-estimation-structural-nested-models-tracked-changes.docx
+++ b/pr-preview/pr-90/chapters/14-g-estimation-structural-nested-models-tracked-changes.docx
@@ -5818,9 +5818,9 @@
               </m:r>
               <m:d>
                 <m:dPr>
-                  <m:begChr m:val="["/>
+                  <m:begChr m:val="{"/>
                   <m:sepChr m:val=""/>
-                  <m:endChr m:val="]"/>
+                  <m:endChr m:val="}"/>
                   <m:grow/>
                 </m:dPr>
                 <m:e>
@@ -9058,7 +9058,13 @@
               <w:t xml:space="preserve"> </w:t>
             </w:r>
             <w:r>
-              <w:t xml:space="preserve">whether conditional exchangeability holds; it</w:t>
+              <w:t xml:space="preserve">whether conditional exchangeability holds;</w:t>
+            </w:r>
+            <w:r>
+              <w:t xml:space="preserve"> </w:t>
+            </w:r>
+            <w:r>
+              <w:t xml:space="preserve">it</w:t>
             </w:r>
             <w:r>
               <w:t xml:space="preserve"> </w:t>
@@ -13127,7 +13133,17 @@
       </m:oMath>
       <w:ins w:id="129" w:author="PR Preview" w:date="2024-01-01T00:00:00Z">
         <w:r>
-          <w:t xml:space="preserve">; the conditioning on</w:t>
+          <w:t xml:space="preserve">;</w:t>
+        </w:r>
+      </w:ins>
+      <w:ins w:id="129" w:author="PR Preview" w:date="2024-01-01T00:00:00Z">
+        <w:r>
+          <w:t xml:space="preserve"> </w:t>
+        </w:r>
+      </w:ins>
+      <w:ins w:id="129" w:author="PR Preview" w:date="2024-01-01T00:00:00Z">
+        <w:r>
+          <w:t xml:space="preserve">the conditioning on</w:t>
         </w:r>
       </w:ins>
       <w:ins w:id="129" w:author="PR Preview" w:date="2024-01-01T00:00:00Z">
